--- a/checklist/pages/terms-of-use/terms-of-use.ua.docx
+++ b/checklist/pages/terms-of-use/terms-of-use.ua.docx
@@ -111,7 +111,7 @@
     </w:p>
     <w:p>
       <w:r>
-        <w:t>Магазин веде LPB Spółka z ograniczoną odpowiedzialnością з місцезнаходженням у Варшаві, ul. Marcina Kasprzaka 31/119, 01-234 Warszawa, KRS 0001190730 (Sąd Rejonowy dla m.st. Warszawy w Warszawie, Wydział Gospodarczy Krajowego Rejestru Sądowego), NIP 5273179673, REGON 542537097, статутний капітал 5 000 zł.</w:t>
+        <w:t>Магазин веде LPB Spółka z ograniczoną odpowiedzialnością з місцезнаходженням у Варшаві, ul. Marcina Kasprzaka 31/119, 01-234 Warszawa, KRS 0001190730 (Sąd Rejonowy dla m.st. Warszawy w Warszawie, XIII Wydział Gospodarczy Krajowego Rejestru Sądowego), NIP 5273179673, REGON 542537097, статутний капітал 5 000 zł.</w:t>
       </w:r>
     </w:p>
     <w:p>

--- a/checklist/pages/terms-of-use/terms-of-use.ua.docx
+++ b/checklist/pages/terms-of-use/terms-of-use.ua.docx
@@ -29,7 +29,7 @@
     </w:p>
     <w:p>
       <w:r>
-        <w:t>LPB Sp. z o.o. · www.lapetitebloom.com · чинні з 24.06.2026</w:t>
+        <w:t>LPB Sp. z o.o. · www.lapetitebloom.com · чинні з 01.09.2026 · версія 1.0</w:t>
       </w:r>
     </w:p>
     <w:p>
@@ -132,7 +132,7 @@
         <w:pStyle w:val="ListBullet"/>
       </w:pPr>
       <w:r>
-        <w:t>Повернення та рекламації – hello@lapetitebloom.com (опційно аліас zwroty@/reklamacje@)</w:t>
+        <w:t>Повернення та рекламації – hello@lapetitebloom.com</w:t>
       </w:r>
     </w:p>
     <w:p>
@@ -339,7 +339,7 @@
         <w:pStyle w:val="ListBullet"/>
       </w:pPr>
       <w:r>
-        <w:t>Кур’єр InPost / DPD – 17 zł; післяплата +20–23 zł;</w:t>
+        <w:t>Кур’єр InPost / DPD – 17 zł; післяплата +23 zł;</w:t>
       </w:r>
     </w:p>
     <w:p>
@@ -363,7 +363,7 @@
         <w:pStyle w:val="ListNumber"/>
       </w:pPr>
       <w:r>
-        <w:t>Доставка є безкоштовною для замовлень, оплачених наперед, вартістю від 500 zł (поштомат і кур’єр). Післяплата завжди оплачується додатково.</w:t>
+        <w:t>Доставка є безкоштовною для замовлень, оплачених наперед, вартістю від 500 zł, що рахується від вартості кошика після врахування знижок (поштомат і кур’єр). Післяплата завжди оплачується додатково.</w:t>
       </w:r>
     </w:p>
     <w:p>
